--- a/0-all/1-2025-2026/2-second-semester/1-G-1/2-week-2-/4-worksheet/Computer Worksheet G1 W2.docx
+++ b/0-all/1-2025-2026/2-second-semester/1-G-1/2-week-2-/4-worksheet/Computer Worksheet G1 W2.docx
@@ -305,7 +305,7 @@
                 <w:sz w:val="28"/>
                 <w:szCs w:val="28"/>
               </w:rPr>
-              <w:t>Need of Computers</w:t>
+              <w:t>Files and Folders</w:t>
             </w:r>
           </w:p>
         </w:tc>
@@ -499,7 +499,7 @@
                 <w:szCs w:val="36"/>
               </w:rPr>
               <w:drawing>
-                <wp:anchor distT="0" distB="0" distL="114300" distR="114300" simplePos="0" relativeHeight="251660800" behindDoc="0" locked="0" layoutInCell="1" allowOverlap="1" wp14:anchorId="60EB6AEC" wp14:editId="69800F7B">
+                <wp:anchor distT="0" distB="0" distL="114300" distR="114300" simplePos="0" relativeHeight="251660800" behindDoc="0" locked="0" layoutInCell="1" allowOverlap="1" wp14:anchorId="60EB6AEC" wp14:editId="57A323E8">
                   <wp:simplePos x="0" y="0"/>
                   <wp:positionH relativeFrom="column">
                     <wp:posOffset>847573</wp:posOffset>
@@ -624,7 +624,7 @@
                 <w:szCs w:val="36"/>
               </w:rPr>
               <w:drawing>
-                <wp:anchor distT="0" distB="0" distL="114300" distR="114300" simplePos="0" relativeHeight="251650048" behindDoc="0" locked="0" layoutInCell="1" allowOverlap="1" wp14:anchorId="7BED4B6B" wp14:editId="438F3F66">
+                <wp:anchor distT="0" distB="0" distL="114300" distR="114300" simplePos="0" relativeHeight="251650048" behindDoc="0" locked="0" layoutInCell="1" allowOverlap="1" wp14:anchorId="7BED4B6B" wp14:editId="72FFBA83">
                   <wp:simplePos x="0" y="0"/>
                   <wp:positionH relativeFrom="column">
                     <wp:posOffset>1123315</wp:posOffset>
@@ -752,7 +752,7 @@
                 <w:szCs w:val="36"/>
               </w:rPr>
               <w:drawing>
-                <wp:anchor distT="0" distB="0" distL="114300" distR="114300" simplePos="0" relativeHeight="251659264" behindDoc="0" locked="0" layoutInCell="1" allowOverlap="1" wp14:anchorId="469EAC85" wp14:editId="03FAB21A">
+                <wp:anchor distT="0" distB="0" distL="114300" distR="114300" simplePos="0" relativeHeight="251659264" behindDoc="0" locked="0" layoutInCell="1" allowOverlap="1" wp14:anchorId="469EAC85" wp14:editId="7A3F8C8B">
                   <wp:simplePos x="0" y="0"/>
                   <wp:positionH relativeFrom="column">
                     <wp:posOffset>1247775</wp:posOffset>
@@ -872,7 +872,7 @@
                 <w:szCs w:val="36"/>
               </w:rPr>
               <w:drawing>
-                <wp:anchor distT="0" distB="0" distL="114300" distR="114300" simplePos="0" relativeHeight="251656192" behindDoc="0" locked="0" layoutInCell="1" allowOverlap="1" wp14:anchorId="556098D5" wp14:editId="3B7B4B0B">
+                <wp:anchor distT="0" distB="0" distL="114300" distR="114300" simplePos="0" relativeHeight="251656192" behindDoc="0" locked="0" layoutInCell="1" allowOverlap="1" wp14:anchorId="556098D5" wp14:editId="17322845">
                   <wp:simplePos x="0" y="0"/>
                   <wp:positionH relativeFrom="column">
                     <wp:posOffset>533400</wp:posOffset>
@@ -1529,7 +1529,6 @@
   <w:style w:type="character" w:default="1" w:styleId="DefaultParagraphFont">
     <w:name w:val="Default Paragraph Font"/>
     <w:uiPriority w:val="1"/>
-    <w:semiHidden/>
     <w:unhideWhenUsed/>
   </w:style>
   <w:style w:type="table" w:default="1" w:styleId="TableNormal">

--- a/0-all/1-2025-2026/2-second-semester/1-G-1/2-week-2-/4-worksheet/Computer Worksheet G1 W2.docx
+++ b/0-all/1-2025-2026/2-second-semester/1-G-1/2-week-2-/4-worksheet/Computer Worksheet G1 W2.docx
@@ -442,7 +442,7 @@
           <w:sz w:val="36"/>
           <w:szCs w:val="36"/>
         </w:rPr>
-        <w:t>Instruction</w:t>
+        <w:t xml:space="preserve">Question A: </w:t>
       </w:r>
       <w:r>
         <w:rPr>
@@ -450,7 +450,7 @@
           <w:sz w:val="36"/>
           <w:szCs w:val="36"/>
         </w:rPr>
-        <w:t>: Match the following</w:t>
+        <w:t>Match the following</w:t>
       </w:r>
     </w:p>
     <w:p>
@@ -499,7 +499,7 @@
                 <w:szCs w:val="36"/>
               </w:rPr>
               <w:drawing>
-                <wp:anchor distT="0" distB="0" distL="114300" distR="114300" simplePos="0" relativeHeight="251660800" behindDoc="0" locked="0" layoutInCell="1" allowOverlap="1" wp14:anchorId="60EB6AEC" wp14:editId="57A323E8">
+                <wp:anchor distT="0" distB="0" distL="114300" distR="114300" simplePos="0" relativeHeight="251660800" behindDoc="0" locked="0" layoutInCell="1" allowOverlap="1" wp14:anchorId="60EB6AEC" wp14:editId="4EF13410">
                   <wp:simplePos x="0" y="0"/>
                   <wp:positionH relativeFrom="column">
                     <wp:posOffset>847573</wp:posOffset>
@@ -624,7 +624,7 @@
                 <w:szCs w:val="36"/>
               </w:rPr>
               <w:drawing>
-                <wp:anchor distT="0" distB="0" distL="114300" distR="114300" simplePos="0" relativeHeight="251650048" behindDoc="0" locked="0" layoutInCell="1" allowOverlap="1" wp14:anchorId="7BED4B6B" wp14:editId="72FFBA83">
+                <wp:anchor distT="0" distB="0" distL="114300" distR="114300" simplePos="0" relativeHeight="251650048" behindDoc="0" locked="0" layoutInCell="1" allowOverlap="1" wp14:anchorId="7BED4B6B" wp14:editId="32E32438">
                   <wp:simplePos x="0" y="0"/>
                   <wp:positionH relativeFrom="column">
                     <wp:posOffset>1123315</wp:posOffset>
@@ -752,7 +752,7 @@
                 <w:szCs w:val="36"/>
               </w:rPr>
               <w:drawing>
-                <wp:anchor distT="0" distB="0" distL="114300" distR="114300" simplePos="0" relativeHeight="251659264" behindDoc="0" locked="0" layoutInCell="1" allowOverlap="1" wp14:anchorId="469EAC85" wp14:editId="7A3F8C8B">
+                <wp:anchor distT="0" distB="0" distL="114300" distR="114300" simplePos="0" relativeHeight="251659264" behindDoc="0" locked="0" layoutInCell="1" allowOverlap="1" wp14:anchorId="469EAC85" wp14:editId="618B2A50">
                   <wp:simplePos x="0" y="0"/>
                   <wp:positionH relativeFrom="column">
                     <wp:posOffset>1247775</wp:posOffset>
@@ -872,7 +872,7 @@
                 <w:szCs w:val="36"/>
               </w:rPr>
               <w:drawing>
-                <wp:anchor distT="0" distB="0" distL="114300" distR="114300" simplePos="0" relativeHeight="251656192" behindDoc="0" locked="0" layoutInCell="1" allowOverlap="1" wp14:anchorId="556098D5" wp14:editId="17322845">
+                <wp:anchor distT="0" distB="0" distL="114300" distR="114300" simplePos="0" relativeHeight="251656192" behindDoc="0" locked="0" layoutInCell="1" allowOverlap="1" wp14:anchorId="556098D5" wp14:editId="2E4D2B84">
                   <wp:simplePos x="0" y="0"/>
                   <wp:positionH relativeFrom="column">
                     <wp:posOffset>533400</wp:posOffset>
